--- a/M2 Course/ENG/Information Security. Wordlist.docx
+++ b/M2 Course/ENG/Information Security. Wordlist.docx
@@ -130,6 +130,49 @@
         </w:rPr>
         <w:t>To destroy, to ruin</w:t>
       </w:r>
+      <w:r>
+        <w:rPr>
+          <w:rFonts w:ascii="Times New Roman" w:hAnsi="Times New Roman" w:cs="Times New Roman"/>
+          <w:sz w:val="28"/>
+          <w:szCs w:val="28"/>
+          <w:lang w:val="en-US"/>
+        </w:rPr>
+        <w:t>/</w:t>
+      </w:r>
+      <w:r>
+        <w:rPr>
+          <w:rFonts w:ascii="Times New Roman" w:hAnsi="Times New Roman" w:cs="Times New Roman"/>
+          <w:sz w:val="28"/>
+          <w:szCs w:val="28"/>
+          <w:lang w:val="en-US"/>
+        </w:rPr>
+        <w:t xml:space="preserve"> </w:t>
+      </w:r>
+      <w:r>
+        <w:rPr>
+          <w:rFonts w:ascii="Times New Roman" w:hAnsi="Times New Roman" w:cs="Times New Roman"/>
+          <w:sz w:val="28"/>
+          <w:szCs w:val="28"/>
+        </w:rPr>
+        <w:t>Разрушать</w:t>
+      </w:r>
+      <w:r>
+        <w:rPr>
+          <w:rFonts w:ascii="Times New Roman" w:hAnsi="Times New Roman" w:cs="Times New Roman"/>
+          <w:sz w:val="28"/>
+          <w:szCs w:val="28"/>
+          <w:lang w:val="en-US"/>
+        </w:rPr>
+        <w:t xml:space="preserve">, </w:t>
+      </w:r>
+      <w:r>
+        <w:rPr>
+          <w:rFonts w:ascii="Times New Roman" w:hAnsi="Times New Roman" w:cs="Times New Roman"/>
+          <w:sz w:val="28"/>
+          <w:szCs w:val="28"/>
+        </w:rPr>
+        <w:t>губить</w:t>
+      </w:r>
     </w:p>
     <w:p>
       <w:pPr>
@@ -156,6 +199,30 @@
         </w:rPr>
         <w:t>Valid, credible</w:t>
       </w:r>
+      <w:r>
+        <w:rPr>
+          <w:rFonts w:ascii="Times New Roman" w:hAnsi="Times New Roman" w:cs="Times New Roman"/>
+          <w:sz w:val="28"/>
+          <w:szCs w:val="28"/>
+        </w:rPr>
+        <w:t>/</w:t>
+      </w:r>
+      <w:r>
+        <w:rPr>
+          <w:rFonts w:ascii="Times New Roman" w:hAnsi="Times New Roman" w:cs="Times New Roman"/>
+          <w:sz w:val="28"/>
+          <w:szCs w:val="28"/>
+        </w:rPr>
+        <w:t xml:space="preserve"> </w:t>
+      </w:r>
+      <w:r>
+        <w:rPr>
+          <w:rFonts w:ascii="Times New Roman" w:hAnsi="Times New Roman" w:cs="Times New Roman"/>
+          <w:sz w:val="28"/>
+          <w:szCs w:val="28"/>
+        </w:rPr>
+        <w:t>Обоснованный, достоверный</w:t>
+      </w:r>
     </w:p>
     <w:p>
       <w:pPr>
@@ -182,6 +249,30 @@
         </w:rPr>
         <w:t>Victim, sufferer</w:t>
       </w:r>
+      <w:r>
+        <w:rPr>
+          <w:rFonts w:ascii="Times New Roman" w:hAnsi="Times New Roman" w:cs="Times New Roman"/>
+          <w:sz w:val="28"/>
+          <w:szCs w:val="28"/>
+        </w:rPr>
+        <w:t>/</w:t>
+      </w:r>
+      <w:r>
+        <w:rPr>
+          <w:rFonts w:ascii="Times New Roman" w:hAnsi="Times New Roman" w:cs="Times New Roman"/>
+          <w:sz w:val="28"/>
+          <w:szCs w:val="28"/>
+        </w:rPr>
+        <w:t xml:space="preserve"> </w:t>
+      </w:r>
+      <w:r>
+        <w:rPr>
+          <w:rFonts w:ascii="Times New Roman" w:hAnsi="Times New Roman" w:cs="Times New Roman"/>
+          <w:sz w:val="28"/>
+          <w:szCs w:val="28"/>
+        </w:rPr>
+        <w:t>Жертва, пострадавший</w:t>
+      </w:r>
     </w:p>
     <w:p>
       <w:pPr>
@@ -208,6 +299,30 @@
         </w:rPr>
         <w:t>Malicious, harmful</w:t>
       </w:r>
+      <w:r>
+        <w:rPr>
+          <w:rFonts w:ascii="Times New Roman" w:hAnsi="Times New Roman" w:cs="Times New Roman"/>
+          <w:sz w:val="28"/>
+          <w:szCs w:val="28"/>
+        </w:rPr>
+        <w:t>/</w:t>
+      </w:r>
+      <w:r>
+        <w:rPr>
+          <w:rFonts w:ascii="Times New Roman" w:hAnsi="Times New Roman" w:cs="Times New Roman"/>
+          <w:sz w:val="28"/>
+          <w:szCs w:val="28"/>
+        </w:rPr>
+        <w:t xml:space="preserve"> </w:t>
+      </w:r>
+      <w:r>
+        <w:rPr>
+          <w:rFonts w:ascii="Times New Roman" w:hAnsi="Times New Roman" w:cs="Times New Roman"/>
+          <w:sz w:val="28"/>
+          <w:szCs w:val="28"/>
+        </w:rPr>
+        <w:t>Злонамеренный, вредный</w:t>
+      </w:r>
     </w:p>
     <w:p>
       <w:pPr>
@@ -255,7 +370,6 @@
           <w:rFonts w:ascii="Times New Roman" w:hAnsi="Times New Roman" w:cs="Times New Roman"/>
           <w:sz w:val="28"/>
           <w:szCs w:val="28"/>
-          <w:lang w:val="en-US"/>
         </w:rPr>
       </w:pPr>
     </w:p>
@@ -266,13 +380,13 @@
         <w:tblLook w:val="04A0" w:firstRow="1" w:lastRow="0" w:firstColumn="1" w:lastColumn="0" w:noHBand="0" w:noVBand="1"/>
       </w:tblPr>
       <w:tblGrid>
-        <w:gridCol w:w="4672"/>
-        <w:gridCol w:w="4673"/>
+        <w:gridCol w:w="4531"/>
+        <w:gridCol w:w="4814"/>
       </w:tblGrid>
       <w:tr>
         <w:tc>
           <w:tcPr>
-            <w:tcW w:w="4672" w:type="dxa"/>
+            <w:tcW w:w="4531" w:type="dxa"/>
           </w:tcPr>
           <w:p>
             <w:pPr>
@@ -302,7 +416,7 @@
         </w:tc>
         <w:tc>
           <w:tcPr>
-            <w:tcW w:w="4673" w:type="dxa"/>
+            <w:tcW w:w="4814" w:type="dxa"/>
           </w:tcPr>
           <w:p>
             <w:pPr>
@@ -314,13 +428,23 @@
                 <w:lang w:val="en-US"/>
               </w:rPr>
             </w:pPr>
+            <w:r>
+              <w:rPr>
+                <w:rFonts w:ascii="Times New Roman" w:hAnsi="Times New Roman" w:cs="Times New Roman"/>
+                <w:b/>
+                <w:bCs/>
+                <w:sz w:val="28"/>
+                <w:szCs w:val="28"/>
+              </w:rPr>
+              <w:t>Spyware</w:t>
+            </w:r>
           </w:p>
         </w:tc>
       </w:tr>
       <w:tr>
         <w:tc>
           <w:tcPr>
-            <w:tcW w:w="4672" w:type="dxa"/>
+            <w:tcW w:w="4531" w:type="dxa"/>
           </w:tcPr>
           <w:p>
             <w:pPr>
@@ -350,7 +474,7 @@
         </w:tc>
         <w:tc>
           <w:tcPr>
-            <w:tcW w:w="4673" w:type="dxa"/>
+            <w:tcW w:w="4814" w:type="dxa"/>
           </w:tcPr>
           <w:p>
             <w:pPr>
@@ -362,13 +486,43 @@
                 <w:lang w:val="en-US"/>
               </w:rPr>
             </w:pPr>
+            <w:r>
+              <w:rPr>
+                <w:rFonts w:ascii="Times New Roman" w:hAnsi="Times New Roman" w:cs="Times New Roman"/>
+                <w:b/>
+                <w:bCs/>
+                <w:sz w:val="28"/>
+                <w:szCs w:val="28"/>
+              </w:rPr>
+              <w:t>Юридическая</w:t>
+            </w:r>
+            <w:r>
+              <w:rPr>
+                <w:rFonts w:ascii="Times New Roman" w:hAnsi="Times New Roman" w:cs="Times New Roman"/>
+                <w:b/>
+                <w:bCs/>
+                <w:sz w:val="28"/>
+                <w:szCs w:val="28"/>
+              </w:rPr>
+              <w:t xml:space="preserve"> </w:t>
+            </w:r>
+            <w:r>
+              <w:rPr>
+                <w:rFonts w:ascii="Times New Roman" w:hAnsi="Times New Roman" w:cs="Times New Roman"/>
+                <w:b/>
+                <w:bCs/>
+                <w:sz w:val="28"/>
+                <w:szCs w:val="28"/>
+              </w:rPr>
+              <w:t>ответственность</w:t>
+            </w:r>
           </w:p>
         </w:tc>
       </w:tr>
       <w:tr>
         <w:tc>
           <w:tcPr>
-            <w:tcW w:w="4672" w:type="dxa"/>
+            <w:tcW w:w="4531" w:type="dxa"/>
           </w:tcPr>
           <w:p>
             <w:pPr>
@@ -397,7 +551,7 @@
         </w:tc>
         <w:tc>
           <w:tcPr>
-            <w:tcW w:w="4673" w:type="dxa"/>
+            <w:tcW w:w="4814" w:type="dxa"/>
           </w:tcPr>
           <w:p>
             <w:pPr>
@@ -409,13 +563,23 @@
                 <w:lang w:val="en-US"/>
               </w:rPr>
             </w:pPr>
+            <w:r>
+              <w:rPr>
+                <w:rFonts w:ascii="Times New Roman" w:hAnsi="Times New Roman" w:cs="Times New Roman"/>
+                <w:b/>
+                <w:bCs/>
+                <w:sz w:val="28"/>
+                <w:szCs w:val="28"/>
+              </w:rPr>
+              <w:t>To gain access</w:t>
+            </w:r>
           </w:p>
         </w:tc>
       </w:tr>
       <w:tr>
         <w:tc>
           <w:tcPr>
-            <w:tcW w:w="4672" w:type="dxa"/>
+            <w:tcW w:w="4531" w:type="dxa"/>
           </w:tcPr>
           <w:p>
             <w:pPr>
@@ -444,7 +608,7 @@
         </w:tc>
         <w:tc>
           <w:tcPr>
-            <w:tcW w:w="4673" w:type="dxa"/>
+            <w:tcW w:w="4814" w:type="dxa"/>
           </w:tcPr>
           <w:p>
             <w:pPr>
@@ -456,13 +620,23 @@
                 <w:lang w:val="en-US"/>
               </w:rPr>
             </w:pPr>
+            <w:r>
+              <w:rPr>
+                <w:rFonts w:ascii="Times New Roman" w:hAnsi="Times New Roman" w:cs="Times New Roman"/>
+                <w:b/>
+                <w:bCs/>
+                <w:sz w:val="28"/>
+                <w:szCs w:val="28"/>
+              </w:rPr>
+              <w:t>Firewall</w:t>
+            </w:r>
           </w:p>
         </w:tc>
       </w:tr>
       <w:tr>
         <w:tc>
           <w:tcPr>
-            <w:tcW w:w="4672" w:type="dxa"/>
+            <w:tcW w:w="4531" w:type="dxa"/>
           </w:tcPr>
           <w:p>
             <w:pPr>
@@ -492,7 +666,7 @@
         </w:tc>
         <w:tc>
           <w:tcPr>
-            <w:tcW w:w="4673" w:type="dxa"/>
+            <w:tcW w:w="4814" w:type="dxa"/>
           </w:tcPr>
           <w:p>
             <w:pPr>
@@ -504,13 +678,23 @@
                 <w:lang w:val="en-US"/>
               </w:rPr>
             </w:pPr>
+            <w:r>
+              <w:rPr>
+                <w:rFonts w:ascii="Times New Roman" w:hAnsi="Times New Roman" w:cs="Times New Roman"/>
+                <w:b/>
+                <w:bCs/>
+                <w:sz w:val="28"/>
+                <w:szCs w:val="28"/>
+              </w:rPr>
+              <w:t>Цифровой сертификат</w:t>
+            </w:r>
           </w:p>
         </w:tc>
       </w:tr>
       <w:tr>
         <w:tc>
           <w:tcPr>
-            <w:tcW w:w="4672" w:type="dxa"/>
+            <w:tcW w:w="4531" w:type="dxa"/>
           </w:tcPr>
           <w:p>
             <w:pPr>
@@ -539,7 +723,7 @@
         </w:tc>
         <w:tc>
           <w:tcPr>
-            <w:tcW w:w="4673" w:type="dxa"/>
+            <w:tcW w:w="4814" w:type="dxa"/>
           </w:tcPr>
           <w:p>
             <w:pPr>
@@ -551,13 +735,23 @@
                 <w:lang w:val="en-US"/>
               </w:rPr>
             </w:pPr>
+            <w:r>
+              <w:rPr>
+                <w:rFonts w:ascii="Times New Roman" w:hAnsi="Times New Roman" w:cs="Times New Roman"/>
+                <w:b/>
+                <w:bCs/>
+                <w:sz w:val="28"/>
+                <w:szCs w:val="28"/>
+              </w:rPr>
+              <w:t>Malware</w:t>
+            </w:r>
           </w:p>
         </w:tc>
       </w:tr>
       <w:tr>
         <w:tc>
           <w:tcPr>
-            <w:tcW w:w="4672" w:type="dxa"/>
+            <w:tcW w:w="4531" w:type="dxa"/>
           </w:tcPr>
           <w:p>
             <w:pPr>
@@ -586,7 +780,7 @@
         </w:tc>
         <w:tc>
           <w:tcPr>
-            <w:tcW w:w="4673" w:type="dxa"/>
+            <w:tcW w:w="4814" w:type="dxa"/>
           </w:tcPr>
           <w:p>
             <w:pPr>
@@ -595,15 +789,47 @@
                 <w:rFonts w:ascii="Times New Roman" w:hAnsi="Times New Roman" w:cs="Times New Roman"/>
                 <w:sz w:val="28"/>
                 <w:szCs w:val="28"/>
+                <w:lang w:val="en-US"/>
               </w:rPr>
             </w:pPr>
+            <w:r>
+              <w:rPr>
+                <w:rFonts w:ascii="Times New Roman" w:hAnsi="Times New Roman" w:cs="Times New Roman"/>
+                <w:b/>
+                <w:bCs/>
+                <w:sz w:val="28"/>
+                <w:szCs w:val="28"/>
+                <w:lang w:val="en-US"/>
+              </w:rPr>
+              <w:t>Non-disclosure agreement (NDA)</w:t>
+            </w:r>
+            <w:r>
+              <w:rPr>
+                <w:rFonts w:ascii="Times New Roman" w:hAnsi="Times New Roman" w:cs="Times New Roman"/>
+                <w:sz w:val="28"/>
+                <w:szCs w:val="28"/>
+                <w:lang w:val="en-US"/>
+              </w:rPr>
+              <w:t> / </w:t>
+            </w:r>
+            <w:r>
+              <w:rPr>
+                <w:rFonts w:ascii="Times New Roman" w:hAnsi="Times New Roman" w:cs="Times New Roman"/>
+                <w:b/>
+                <w:bCs/>
+                <w:sz w:val="28"/>
+                <w:szCs w:val="28"/>
+                <w:lang w:val="en-US"/>
+              </w:rPr>
+              <w:t>Privacy agreement</w:t>
+            </w:r>
           </w:p>
         </w:tc>
       </w:tr>
       <w:tr>
         <w:tc>
           <w:tcPr>
-            <w:tcW w:w="4672" w:type="dxa"/>
+            <w:tcW w:w="4531" w:type="dxa"/>
           </w:tcPr>
           <w:p>
             <w:pPr>
@@ -633,7 +859,7 @@
         </w:tc>
         <w:tc>
           <w:tcPr>
-            <w:tcW w:w="4673" w:type="dxa"/>
+            <w:tcW w:w="4814" w:type="dxa"/>
           </w:tcPr>
           <w:p>
             <w:pPr>
@@ -644,13 +870,23 @@
                 <w:szCs w:val="28"/>
               </w:rPr>
             </w:pPr>
+            <w:r>
+              <w:rPr>
+                <w:rFonts w:ascii="Times New Roman" w:hAnsi="Times New Roman" w:cs="Times New Roman"/>
+                <w:b/>
+                <w:bCs/>
+                <w:sz w:val="28"/>
+                <w:szCs w:val="28"/>
+              </w:rPr>
+              <w:t>Маскировать / Скрывать</w:t>
+            </w:r>
           </w:p>
         </w:tc>
       </w:tr>
       <w:tr>
         <w:tc>
           <w:tcPr>
-            <w:tcW w:w="4672" w:type="dxa"/>
+            <w:tcW w:w="4531" w:type="dxa"/>
           </w:tcPr>
           <w:p>
             <w:pPr>
@@ -679,7 +915,7 @@
         </w:tc>
         <w:tc>
           <w:tcPr>
-            <w:tcW w:w="4673" w:type="dxa"/>
+            <w:tcW w:w="4814" w:type="dxa"/>
           </w:tcPr>
           <w:p>
             <w:pPr>
@@ -691,13 +927,23 @@
                 <w:lang w:val="en-US"/>
               </w:rPr>
             </w:pPr>
+            <w:r>
+              <w:rPr>
+                <w:rFonts w:ascii="Times New Roman" w:hAnsi="Times New Roman" w:cs="Times New Roman"/>
+                <w:b/>
+                <w:bCs/>
+                <w:sz w:val="28"/>
+                <w:szCs w:val="28"/>
+              </w:rPr>
+              <w:t>To encrypt data</w:t>
+            </w:r>
           </w:p>
         </w:tc>
       </w:tr>
       <w:tr>
         <w:tc>
           <w:tcPr>
-            <w:tcW w:w="4672" w:type="dxa"/>
+            <w:tcW w:w="4531" w:type="dxa"/>
           </w:tcPr>
           <w:p>
             <w:pPr>
@@ -732,7 +978,7 @@
         </w:tc>
         <w:tc>
           <w:tcPr>
-            <w:tcW w:w="4673" w:type="dxa"/>
+            <w:tcW w:w="4814" w:type="dxa"/>
           </w:tcPr>
           <w:p>
             <w:pPr>
@@ -744,13 +990,23 @@
                 <w:lang w:val="en-US"/>
               </w:rPr>
             </w:pPr>
+            <w:r>
+              <w:rPr>
+                <w:rFonts w:ascii="Times New Roman" w:hAnsi="Times New Roman" w:cs="Times New Roman"/>
+                <w:b/>
+                <w:bCs/>
+                <w:sz w:val="28"/>
+                <w:szCs w:val="28"/>
+              </w:rPr>
+              <w:t>Прослушивание / Перехват данных</w:t>
+            </w:r>
           </w:p>
         </w:tc>
       </w:tr>
       <w:tr>
         <w:tc>
           <w:tcPr>
-            <w:tcW w:w="4672" w:type="dxa"/>
+            <w:tcW w:w="4531" w:type="dxa"/>
           </w:tcPr>
           <w:p>
             <w:pPr>
@@ -785,7 +1041,7 @@
         </w:tc>
         <w:tc>
           <w:tcPr>
-            <w:tcW w:w="4673" w:type="dxa"/>
+            <w:tcW w:w="4814" w:type="dxa"/>
           </w:tcPr>
           <w:p>
             <w:pPr>
@@ -797,13 +1053,23 @@
                 <w:lang w:val="en-US"/>
               </w:rPr>
             </w:pPr>
+            <w:r>
+              <w:rPr>
+                <w:rFonts w:ascii="Times New Roman" w:hAnsi="Times New Roman" w:cs="Times New Roman"/>
+                <w:b/>
+                <w:bCs/>
+                <w:sz w:val="28"/>
+                <w:szCs w:val="28"/>
+              </w:rPr>
+              <w:t>Подмена идентификационных данных</w:t>
+            </w:r>
           </w:p>
         </w:tc>
       </w:tr>
       <w:tr>
         <w:tc>
           <w:tcPr>
-            <w:tcW w:w="4672" w:type="dxa"/>
+            <w:tcW w:w="4531" w:type="dxa"/>
           </w:tcPr>
           <w:p>
             <w:pPr>
@@ -828,7 +1094,7 @@
         </w:tc>
         <w:tc>
           <w:tcPr>
-            <w:tcW w:w="4673" w:type="dxa"/>
+            <w:tcW w:w="4814" w:type="dxa"/>
           </w:tcPr>
           <w:p>
             <w:pPr>
@@ -840,6 +1106,16 @@
                 <w:lang w:val="en-US"/>
               </w:rPr>
             </w:pPr>
+            <w:r>
+              <w:rPr>
+                <w:rFonts w:ascii="Times New Roman" w:hAnsi="Times New Roman" w:cs="Times New Roman"/>
+                <w:b/>
+                <w:bCs/>
+                <w:sz w:val="28"/>
+                <w:szCs w:val="28"/>
+              </w:rPr>
+              <w:t>Basic antivirus software</w:t>
+            </w:r>
           </w:p>
         </w:tc>
       </w:tr>
@@ -1657,7 +1933,6 @@
   <w:style w:type="character" w:default="1" w:styleId="a0">
     <w:name w:val="Default Paragraph Font"/>
     <w:uiPriority w:val="1"/>
-    <w:semiHidden/>
     <w:unhideWhenUsed/>
   </w:style>
   <w:style w:type="table" w:default="1" w:styleId="a1">
